--- a/vvdn/mosfets/dual-gate-mosfet/README.docx
+++ b/vvdn/mosfets/dual-gate-mosfet/README.docx
@@ -99,22 +99,7 @@
           <w:color w:val="282C34"/>
           <w:sz w:val="21"/>
         </w:rPr>
-        <w:t xml:space="preserve"> onto a single silicon die, dual-gate MOSFETs achieve an ultra-low reverse transfer (Miller) capacitance (</w:t>
-      </w:r>
-      <w:r>
-        <w:rPr>
-          <w:i/>
-          <w:color w:val="145AA0"/>
-          <w:sz w:val="21"/>
-        </w:rPr>
-        <w:t>C_{rss &lt; 0.02\,pF</w:t>
-      </w:r>
-      <w:r>
-        <w:rPr>
-          <w:color w:val="282C34"/>
-          <w:sz w:val="21"/>
-        </w:rPr>
-        <w:t xml:space="preserve">), wide dynamic </w:t>
+        <w:t xml:space="preserve"> onto a single silicon die, dual-gate MOSFETs achieve an ultra-low reverse transfer (Miller) capacitance (C_rss &lt; 0.02 pF), wide dynamic </w:t>
       </w:r>
       <w:r>
         <w:rPr>
@@ -246,7 +231,7 @@
           <w:color w:val="282C34"/>
           <w:sz w:val="21"/>
         </w:rPr>
-        <w:t>Lower Transistor ($M_1$)</w:t>
+        <w:t>Lower Transistor (M_1)</w:t>
       </w:r>
       <w:r>
         <w:rPr>
@@ -283,7 +268,7 @@
           <w:color w:val="282C34"/>
           <w:sz w:val="21"/>
         </w:rPr>
-        <w:t>Upper Transistor ($M_2$)</w:t>
+        <w:t>Upper Transistor (M_2)</w:t>
       </w:r>
       <w:r>
         <w:rPr>
@@ -396,22 +381,7 @@
           <w:color w:val="282C34"/>
           <w:sz w:val="21"/>
         </w:rPr>
-        <w:t>In conventional single-gate RF amplifiers, the Drain-to-Gate capacitance (</w:t>
-      </w:r>
-      <w:r>
-        <w:rPr>
-          <w:i/>
-          <w:color w:val="145AA0"/>
-          <w:sz w:val="21"/>
-        </w:rPr>
-        <w:t>C_{gd \approx 1 - 5\,pF</w:t>
-      </w:r>
-      <w:r>
-        <w:rPr>
-          <w:color w:val="282C34"/>
-          <w:sz w:val="21"/>
-        </w:rPr>
-        <w:t>) feeds inverted high-voltage RF output back to the input gate. At high frequencies, this negative conductance causes self-oscillation unless complex, band-limited neutralization transformers are added.</w:t>
+        <w:t>In conventional single-gate RF amplifiers, the Drain-to-Gate capacitance (C_gd ≈ 1 - 5 pF) feeds inverted high-voltage RF output back to the input gate. At high frequencies, this negative conductance causes self-oscillation unless complex, band-limited neutralization transformers are added.</w:t>
       </w:r>
     </w:p>
     <w:p>
@@ -440,22 +410,7 @@
           <w:color w:val="282C34"/>
           <w:sz w:val="21"/>
         </w:rPr>
-        <w:t xml:space="preserve"> via a decoupling capacitor (</w:t>
-      </w:r>
-      <w:r>
-        <w:rPr>
-          <w:i/>
-          <w:color w:val="145AA0"/>
-          <w:sz w:val="21"/>
-        </w:rPr>
-        <w:t>10\,nF</w:t>
-      </w:r>
-      <w:r>
-        <w:rPr>
-          <w:color w:val="282C34"/>
-          <w:sz w:val="21"/>
-        </w:rPr>
-        <w:t>).</w:t>
+        <w:t xml:space="preserve"> via a decoupling capacitor (10 nF).</w:t>
       </w:r>
     </w:p>
     <w:p>
@@ -491,29 +446,14 @@
           <w:color w:val="282C34"/>
           <w:sz w:val="21"/>
         </w:rPr>
-        <w:t>$C_{rss} \le 0.02\,\text{pF}$</w:t>
+        <w:t>C_rss &lt;= 0.02 pF</w:t>
       </w:r>
       <w:r>
         <w:rPr>
           <w:color w:val="282C34"/>
           <w:sz w:val="21"/>
         </w:rPr>
-        <w:t xml:space="preserve">, ensuring unconditional high-frequency stability up to </w:t>
-      </w:r>
-      <w:r>
-        <w:rPr>
-          <w:i/>
-          <w:color w:val="145AA0"/>
-          <w:sz w:val="21"/>
-        </w:rPr>
-        <w:t>1\,GHz</w:t>
-      </w:r>
-      <w:r>
-        <w:rPr>
-          <w:color w:val="282C34"/>
-          <w:sz w:val="21"/>
-        </w:rPr>
-        <w:t xml:space="preserve"> without neutralization!</w:t>
+        <w:t>, ensuring unconditional high-frequency stability up to 1 GHz without neutralization!</w:t>
       </w:r>
     </w:p>
     <w:p>
@@ -559,22 +499,7 @@
           <w:color w:val="282C34"/>
           <w:sz w:val="21"/>
         </w:rPr>
-        <w:t>In communication receivers (FM, VHF maritime, SDR front-ends), incoming signal strength varies over orders of magnitude (</w:t>
-      </w:r>
-      <w:r>
-        <w:rPr>
-          <w:i/>
-          <w:color w:val="145AA0"/>
-          <w:sz w:val="21"/>
-        </w:rPr>
-        <w:t>1\,µV \dots 100\,mV</w:t>
-      </w:r>
-      <w:r>
-        <w:rPr>
-          <w:color w:val="282C34"/>
-          <w:sz w:val="21"/>
-        </w:rPr>
-        <w:t>). A dual-gate MOSFET provides clean dynamic gain adjustment:</w:t>
+        <w:t>In communication receivers (FM, VHF maritime, SDR front-ends), incoming signal strength varies over orders of magnitude (1 µV ... 100 mV). A dual-gate MOSFET provides clean dynamic gain adjustment:</w:t>
       </w:r>
     </w:p>
     <w:tbl>
@@ -698,52 +623,7 @@
           <w:color w:val="282C34"/>
           <w:sz w:val="21"/>
         </w:rPr>
-        <w:t xml:space="preserve"> (</w:t>
-      </w:r>
-      <w:r>
-        <w:rPr>
-          <w:i/>
-          <w:color w:val="145AA0"/>
-          <w:sz w:val="21"/>
-        </w:rPr>
-        <w:t>0\,V \dots +4\,V</w:t>
-      </w:r>
-      <w:r>
-        <w:rPr>
-          <w:color w:val="282C34"/>
-          <w:sz w:val="21"/>
-        </w:rPr>
-        <w:t xml:space="preserve">) modulates the drain-to-source voltage of the lower transistor </w:t>
-      </w:r>
-      <w:r>
-        <w:rPr>
-          <w:i/>
-          <w:color w:val="145AA0"/>
-          <w:sz w:val="21"/>
-        </w:rPr>
-        <w:t>M_1</w:t>
-      </w:r>
-      <w:r>
-        <w:rPr>
-          <w:color w:val="282C34"/>
-          <w:sz w:val="21"/>
-        </w:rPr>
-        <w:t xml:space="preserve">, dynamically adjusting overall transconductance </w:t>
-      </w:r>
-      <w:r>
-        <w:rPr>
-          <w:i/>
-          <w:color w:val="145AA0"/>
-          <w:sz w:val="21"/>
-        </w:rPr>
-        <w:t>g_m</w:t>
-      </w:r>
-      <w:r>
-        <w:rPr>
-          <w:color w:val="282C34"/>
-          <w:sz w:val="21"/>
-        </w:rPr>
-        <w:t xml:space="preserve"> over a </w:t>
+        <w:t xml:space="preserve"> (0 V ... +4 V) modulates the drain-to-source voltage of the lower transistor M_1, dynamically adjusting overall transconductance g_m over a </w:t>
       </w:r>
       <w:r>
         <w:rPr>
@@ -751,7 +631,7 @@
           <w:color w:val="282C34"/>
           <w:sz w:val="21"/>
         </w:rPr>
-        <w:t>$&gt; 40\,\text{dB}$ attenuation range</w:t>
+        <w:t>&gt; 40 dB attenuation range</w:t>
       </w:r>
       <w:r>
         <w:rPr>
@@ -772,22 +652,7 @@
           <w:color w:val="282C34"/>
           <w:sz w:val="21"/>
         </w:rPr>
-        <w:t xml:space="preserve">Crucially, changing </w:t>
-      </w:r>
-      <w:r>
-        <w:rPr>
-          <w:i/>
-          <w:color w:val="145AA0"/>
-          <w:sz w:val="21"/>
-        </w:rPr>
-        <w:t>V_{G2</w:t>
-      </w:r>
-      <w:r>
-        <w:rPr>
-          <w:color w:val="282C34"/>
-          <w:sz w:val="21"/>
-        </w:rPr>
-        <w:t xml:space="preserve"> has </w:t>
+        <w:t xml:space="preserve">Crucially, changing V_G2 has </w:t>
       </w:r>
       <w:r>
         <w:rPr>
@@ -802,22 +667,7 @@
           <w:color w:val="282C34"/>
           <w:sz w:val="21"/>
         </w:rPr>
-        <w:t xml:space="preserve"> (</w:t>
-      </w:r>
-      <w:r>
-        <w:rPr>
-          <w:i/>
-          <w:color w:val="145AA0"/>
-          <w:sz w:val="21"/>
-        </w:rPr>
-        <w:t>C_{iss(G1)</w:t>
-      </w:r>
-      <w:r>
-        <w:rPr>
-          <w:color w:val="282C34"/>
-          <w:sz w:val="21"/>
-        </w:rPr>
-        <w:t>). The tuned RF input filter remains precisely centered on the desired RF channel without frequency pulling or bandwidth distortion!</w:t>
+        <w:t xml:space="preserve"> (C_iss(G1)). The tuned RF input filter remains precisely centered on the desired RF channel without frequency pulling or bandwidth distortion!</w:t>
       </w:r>
     </w:p>
     <w:p>
@@ -865,29 +715,14 @@
           <w:color w:val="282C34"/>
           <w:sz w:val="21"/>
         </w:rPr>
-        <w:t>Gate 1 ($G_1$)</w:t>
+        <w:t>Gate 1 (G_1)</w:t>
       </w:r>
       <w:r>
         <w:rPr>
           <w:color w:val="282C34"/>
           <w:sz w:val="21"/>
         </w:rPr>
-        <w:t>: Driven by weak received RF antenna signal (</w:t>
-      </w:r>
-      <w:r>
-        <w:rPr>
-          <w:i/>
-          <w:color w:val="145AA0"/>
-          <w:sz w:val="21"/>
-        </w:rPr>
-        <w:t>f_{RF</w:t>
-      </w:r>
-      <w:r>
-        <w:rPr>
-          <w:color w:val="282C34"/>
-          <w:sz w:val="21"/>
-        </w:rPr>
-        <w:t>).</w:t>
+        <w:t>: Driven by weak received RF antenna signal (f_RF).</w:t>
       </w:r>
     </w:p>
     <w:p>
@@ -902,29 +737,14 @@
           <w:color w:val="282C34"/>
           <w:sz w:val="21"/>
         </w:rPr>
-        <w:t>Gate 2 ($G_2$)</w:t>
+        <w:t>Gate 2 (G_2)</w:t>
       </w:r>
       <w:r>
         <w:rPr>
           <w:color w:val="282C34"/>
           <w:sz w:val="21"/>
         </w:rPr>
-        <w:t>: Driven by local oscillator (</w:t>
-      </w:r>
-      <w:r>
-        <w:rPr>
-          <w:i/>
-          <w:color w:val="145AA0"/>
-          <w:sz w:val="21"/>
-        </w:rPr>
-        <w:t>f_{LO</w:t>
-      </w:r>
-      <w:r>
-        <w:rPr>
-          <w:color w:val="282C34"/>
-          <w:sz w:val="21"/>
-        </w:rPr>
-        <w:t>).</w:t>
+        <w:t>: Driven by local oscillator (f_LO).</w:t>
       </w:r>
     </w:p>
     <w:p>
@@ -939,29 +759,14 @@
           <w:color w:val="282C34"/>
           <w:sz w:val="21"/>
         </w:rPr>
-        <w:t>Drain ($D$)</w:t>
+        <w:t>Drain (D)</w:t>
       </w:r>
       <w:r>
         <w:rPr>
           <w:color w:val="282C34"/>
           <w:sz w:val="21"/>
         </w:rPr>
-        <w:t>: Connected to an intermediate frequency (IF) tuned tank (</w:t>
-      </w:r>
-      <w:r>
-        <w:rPr>
-          <w:i/>
-          <w:color w:val="145AA0"/>
-          <w:sz w:val="21"/>
-        </w:rPr>
-        <w:t>f_{IF = |f_{RF - f_{LO|</w:t>
-      </w:r>
-      <w:r>
-        <w:rPr>
-          <w:color w:val="282C34"/>
-          <w:sz w:val="21"/>
-        </w:rPr>
-        <w:t>).</w:t>
+        <w:t>: Connected to an intermediate frequency (IF) tuned tank (f_IF = |f_RF - f_LO|).</w:t>
       </w:r>
     </w:p>
     <w:p>
@@ -975,52 +780,7 @@
           <w:color w:val="282C34"/>
           <w:sz w:val="21"/>
         </w:rPr>
-        <w:t xml:space="preserve">High isolation between </w:t>
-      </w:r>
-      <w:r>
-        <w:rPr>
-          <w:i/>
-          <w:color w:val="145AA0"/>
-          <w:sz w:val="21"/>
-        </w:rPr>
-        <w:t>G_1</w:t>
-      </w:r>
-      <w:r>
-        <w:rPr>
-          <w:color w:val="282C34"/>
-          <w:sz w:val="21"/>
-        </w:rPr>
-        <w:t xml:space="preserve"> and </w:t>
-      </w:r>
-      <w:r>
-        <w:rPr>
-          <w:i/>
-          <w:color w:val="145AA0"/>
-          <w:sz w:val="21"/>
-        </w:rPr>
-        <w:t>G_2</w:t>
-      </w:r>
-      <w:r>
-        <w:rPr>
-          <w:color w:val="282C34"/>
-          <w:sz w:val="21"/>
-        </w:rPr>
-        <w:t xml:space="preserve"> (</w:t>
-      </w:r>
-      <w:r>
-        <w:rPr>
-          <w:i/>
-          <w:color w:val="145AA0"/>
-          <w:sz w:val="21"/>
-        </w:rPr>
-        <w:t>&gt; 30\,dB</w:t>
-      </w:r>
-      <w:r>
-        <w:rPr>
-          <w:color w:val="282C34"/>
-          <w:sz w:val="21"/>
-        </w:rPr>
-        <w:t>) prevents local oscillator radiation from leaking back into the antenna.</w:t>
+        <w:t>High isolation between G_1 and G_2 (&gt; 30 dB) prevents local oscillator radiation from leaking back into the antenna.</w:t>
       </w:r>
     </w:p>
     <w:p>
@@ -1166,38 +926,10 @@
             <w:r>
               <w:rPr>
                 <w:b/>
-                <w:i/>
-                <w:color w:val="145AA0"/>
+                <w:color w:val="FFFFFF"/>
                 <w:sz w:val="19"/>
               </w:rPr>
-              <w:t>V_{DS(max)</w:t>
-            </w:r>
-          </w:p>
-        </w:tc>
-        <w:tc>
-          <w:tcPr>
-            <w:tcW w:type="dxa" w:w="1224"/>
-            <w:shd w:fill="204A6E"/>
-            <w:tcMar>
-              <w:top w:w="100" w:type="dxa"/>
-              <w:bottom w:w="100" w:type="dxa"/>
-              <w:left w:w="120" w:type="dxa"/>
-              <w:right w:w="120" w:type="dxa"/>
-            </w:tcMar>
-            <w:vAlign w:val="center"/>
-          </w:tcPr>
-          <w:p>
-            <w:pPr>
-              <w:spacing w:after="0"/>
-            </w:pPr>
-            <w:r>
-              <w:rPr>
-                <w:b/>
-                <w:i/>
-                <w:color w:val="145AA0"/>
-                <w:sz w:val="19"/>
-              </w:rPr>
-              <w:t>I_{D(max)</w:t>
+              <w:t>V_DS(max)</w:t>
             </w:r>
           </w:p>
         </w:tc>
@@ -1223,16 +955,7 @@
                 <w:color w:val="FFFFFF"/>
                 <w:sz w:val="19"/>
               </w:rPr>
-              <w:t xml:space="preserve">Forward Transfer </w:t>
-            </w:r>
-            <w:r>
-              <w:rPr>
-                <w:b/>
-                <w:i/>
-                <w:color w:val="145AA0"/>
-                <w:sz w:val="19"/>
-              </w:rPr>
-              <w:t>g_{fs</w:t>
+              <w:t>I_D(max)</w:t>
             </w:r>
           </w:p>
         </w:tc>
@@ -1255,19 +978,36 @@
             <w:r>
               <w:rPr>
                 <w:b/>
-                <w:i/>
-                <w:color w:val="145AA0"/>
+                <w:color w:val="FFFFFF"/>
                 <w:sz w:val="19"/>
               </w:rPr>
-              <w:t>C_{rss</w:t>
+              <w:t>Forward Transfer g_fs</w:t>
             </w:r>
+          </w:p>
+        </w:tc>
+        <w:tc>
+          <w:tcPr>
+            <w:tcW w:type="dxa" w:w="1224"/>
+            <w:shd w:fill="204A6E"/>
+            <w:tcMar>
+              <w:top w:w="100" w:type="dxa"/>
+              <w:bottom w:w="100" w:type="dxa"/>
+              <w:left w:w="120" w:type="dxa"/>
+              <w:right w:w="120" w:type="dxa"/>
+            </w:tcMar>
+            <w:vAlign w:val="center"/>
+          </w:tcPr>
+          <w:p>
+            <w:pPr>
+              <w:spacing w:after="0"/>
+            </w:pPr>
             <w:r>
               <w:rPr>
                 <w:b/>
                 <w:color w:val="FFFFFF"/>
                 <w:sz w:val="19"/>
               </w:rPr>
-              <w:t xml:space="preserve"> (Typ)</w:t>
+              <w:t>C_rss (Typ)</w:t>
             </w:r>
           </w:p>
         </w:tc>
@@ -1389,11 +1129,10 @@
             </w:pPr>
             <w:r>
               <w:rPr>
-                <w:i/>
-                <w:color w:val="145AA0"/>
+                <w:color w:val="282C34"/>
                 <w:sz w:val="18"/>
               </w:rPr>
-              <w:t>12\,V</w:t>
+              <w:t>12 V</w:t>
             </w:r>
           </w:p>
         </w:tc>
@@ -1414,11 +1153,10 @@
             </w:pPr>
             <w:r>
               <w:rPr>
-                <w:i/>
-                <w:color w:val="145AA0"/>
+                <w:color w:val="282C34"/>
                 <w:sz w:val="18"/>
               </w:rPr>
-              <w:t>30\,mA</w:t>
+              <w:t>30 mA</w:t>
             </w:r>
           </w:p>
         </w:tc>
@@ -1439,11 +1177,10 @@
             </w:pPr>
             <w:r>
               <w:rPr>
-                <w:i/>
-                <w:color w:val="145AA0"/>
+                <w:color w:val="282C34"/>
                 <w:sz w:val="18"/>
               </w:rPr>
-              <w:t>24\,mS</w:t>
+              <w:t>24 mS</w:t>
             </w:r>
           </w:p>
         </w:tc>
@@ -1468,7 +1205,7 @@
                 <w:color w:val="282C34"/>
                 <w:sz w:val="18"/>
               </w:rPr>
-              <w:t>$0.015\,\text{pF}$</w:t>
+              <w:t>0.015 pF</w:t>
             </w:r>
           </w:p>
         </w:tc>
@@ -1592,11 +1329,10 @@
             </w:pPr>
             <w:r>
               <w:rPr>
-                <w:i/>
-                <w:color w:val="145AA0"/>
+                <w:color w:val="282C34"/>
                 <w:sz w:val="18"/>
               </w:rPr>
-              <w:t>20\,V</w:t>
+              <w:t>20 V</w:t>
             </w:r>
           </w:p>
         </w:tc>
@@ -1618,11 +1354,10 @@
             </w:pPr>
             <w:r>
               <w:rPr>
-                <w:i/>
-                <w:color w:val="145AA0"/>
+                <w:color w:val="282C34"/>
                 <w:sz w:val="18"/>
               </w:rPr>
-              <w:t>30\,mA</w:t>
+              <w:t>30 mA</w:t>
             </w:r>
           </w:p>
         </w:tc>
@@ -1644,11 +1379,10 @@
             </w:pPr>
             <w:r>
               <w:rPr>
-                <w:i/>
-                <w:color w:val="145AA0"/>
+                <w:color w:val="282C34"/>
                 <w:sz w:val="18"/>
               </w:rPr>
-              <w:t>20\,mS</w:t>
+              <w:t>20 mS</w:t>
             </w:r>
           </w:p>
         </w:tc>
@@ -1670,11 +1404,10 @@
             </w:pPr>
             <w:r>
               <w:rPr>
-                <w:i/>
-                <w:color w:val="145AA0"/>
+                <w:color w:val="282C34"/>
                 <w:sz w:val="18"/>
               </w:rPr>
-              <w:t>0.020\,pF</w:t>
+              <w:t>0.020 pF</w:t>
             </w:r>
           </w:p>
         </w:tc>
@@ -1795,11 +1528,10 @@
             </w:pPr>
             <w:r>
               <w:rPr>
-                <w:i/>
-                <w:color w:val="145AA0"/>
+                <w:color w:val="282C34"/>
                 <w:sz w:val="18"/>
               </w:rPr>
-              <w:t>10\,V</w:t>
+              <w:t>10 V</w:t>
             </w:r>
           </w:p>
         </w:tc>
@@ -1820,11 +1552,10 @@
             </w:pPr>
             <w:r>
               <w:rPr>
-                <w:i/>
-                <w:color w:val="145AA0"/>
+                <w:color w:val="282C34"/>
                 <w:sz w:val="18"/>
               </w:rPr>
-              <w:t>20\,mA</w:t>
+              <w:t>20 mA</w:t>
             </w:r>
           </w:p>
         </w:tc>
@@ -1845,11 +1576,10 @@
             </w:pPr>
             <w:r>
               <w:rPr>
-                <w:i/>
-                <w:color w:val="145AA0"/>
+                <w:color w:val="282C34"/>
                 <w:sz w:val="18"/>
               </w:rPr>
-              <w:t>28\,mS</w:t>
+              <w:t>28 mS</w:t>
             </w:r>
           </w:p>
         </w:tc>
@@ -1870,11 +1600,10 @@
             </w:pPr>
             <w:r>
               <w:rPr>
-                <w:i/>
-                <w:color w:val="145AA0"/>
+                <w:color w:val="282C34"/>
                 <w:sz w:val="18"/>
               </w:rPr>
-              <w:t>0.012\,pF</w:t>
+              <w:t>0.012 pF</w:t>
             </w:r>
           </w:p>
         </w:tc>
@@ -1998,11 +1727,10 @@
             </w:pPr>
             <w:r>
               <w:rPr>
-                <w:i/>
-                <w:color w:val="145AA0"/>
+                <w:color w:val="282C34"/>
                 <w:sz w:val="18"/>
               </w:rPr>
-              <w:t>12\,V</w:t>
+              <w:t>12 V</w:t>
             </w:r>
           </w:p>
         </w:tc>
@@ -2024,11 +1752,10 @@
             </w:pPr>
             <w:r>
               <w:rPr>
-                <w:i/>
-                <w:color w:val="145AA0"/>
+                <w:color w:val="282C34"/>
                 <w:sz w:val="18"/>
               </w:rPr>
-              <w:t>25\,mA</w:t>
+              <w:t>25 mA</w:t>
             </w:r>
           </w:p>
         </w:tc>
@@ -2050,11 +1777,10 @@
             </w:pPr>
             <w:r>
               <w:rPr>
-                <w:i/>
-                <w:color w:val="145AA0"/>
+                <w:color w:val="282C34"/>
                 <w:sz w:val="18"/>
               </w:rPr>
-              <w:t>22\,mS</w:t>
+              <w:t>22 mS</w:t>
             </w:r>
           </w:p>
         </w:tc>
@@ -2076,11 +1802,10 @@
             </w:pPr>
             <w:r>
               <w:rPr>
-                <w:i/>
-                <w:color w:val="145AA0"/>
+                <w:color w:val="282C34"/>
                 <w:sz w:val="18"/>
               </w:rPr>
-              <w:t>0.018\,pF</w:t>
+              <w:t>0.018 pF</w:t>
             </w:r>
           </w:p>
         </w:tc>
